--- a/paper/draft_zh.docx
+++ b/paper/draft_zh.docx
@@ -39,7 +39,7 @@
         </w:p>
       </w:sdtContent>
     </w:sdt>
-    <w:bookmarkStart w:id="60" w:name="分时电价下面向成本最优的天然气压缩机动态调度安全约束深度强化学习方法"/>
+    <w:bookmarkStart w:id="70" w:name="分时电价下面向成本最优的天然气压缩机动态调度安全约束深度强化学习方法"/>
     <w:p>
       <w:pPr>
         <w:pStyle w:val="Heading1"/>
@@ -8187,7 +8187,7 @@
       </w:r>
     </w:p>
     <w:bookmarkEnd w:id="30"/>
-    <w:bookmarkStart w:id="56" w:name="结果"/>
+    <w:bookmarkStart w:id="66" w:name="结果"/>
     <w:p>
       <w:pPr>
         <w:pStyle w:val="Heading2"/>
@@ -10231,7 +10231,7 @@
       </w:r>
     </w:p>
     <w:bookmarkEnd w:id="43"/>
-    <w:bookmarkStart w:id="44" w:name="消融表-1b"/>
+    <w:bookmarkStart w:id="47" w:name="消融表-1b"/>
     <w:p>
       <w:pPr>
         <w:pStyle w:val="Heading3"/>
@@ -10694,6 +10694,100 @@
         </w:tc>
       </w:tr>
     </w:tbl>
+    <w:p>
+      <w:pPr>
+        <w:pStyle w:val="CaptionedFigure"/>
+      </w:pPr>
+      <w:r>
+        <w:drawing>
+          <wp:inline>
+            <wp:extent cx="5334000" cy="2115319"/>
+            <wp:effectExtent b="0" l="0" r="0" t="0"/>
+            <wp:docPr descr="图 7. 机筒网消融（Constrained-SAC，种子均值±std）。(a) 24 小时成本（标注终端缺口）；(b) 违规小时。移除可行性实现（红）破坏可行性并使成本翻倍；移除软边界（绿）恢复近最优成本且零违规；归零喘振/终端惩罚权重无影响（约束 SAC 用统一约束成本）。" title="" id="45" name="Picture"/>
+            <a:graphic>
+              <a:graphicData uri="http://schemas.openxmlformats.org/drawingml/2006/picture">
+                <pic:pic>
+                  <pic:nvPicPr>
+                    <pic:cNvPr descr="fig_ablation.png" id="46" name="Picture"/>
+                    <pic:cNvPicPr>
+                      <a:picLocks noChangeArrowheads="1" noChangeAspect="1"/>
+                    </pic:cNvPicPr>
+                  </pic:nvPicPr>
+                  <pic:blipFill>
+                    <a:blip r:embed="rId44"/>
+                    <a:stretch>
+                      <a:fillRect/>
+                    </a:stretch>
+                  </pic:blipFill>
+                  <pic:spPr bwMode="auto">
+                    <a:xfrm>
+                      <a:off x="0" y="0"/>
+                      <a:ext cx="5334000" cy="2115319"/>
+                    </a:xfrm>
+                    <a:prstGeom prst="rect">
+                      <a:avLst/>
+                    </a:prstGeom>
+                    <a:noFill/>
+                    <a:ln w="9525">
+                      <a:noFill/>
+                      <a:headEnd/>
+                      <a:tailEnd/>
+                    </a:ln>
+                  </pic:spPr>
+                </pic:pic>
+              </a:graphicData>
+            </a:graphic>
+          </wp:inline>
+        </w:drawing>
+      </w:r>
+    </w:p>
+    <w:p>
+      <w:pPr>
+        <w:pStyle w:val="ImageCaption"/>
+      </w:pPr>
+      <w:r>
+        <w:rPr>
+          <w:rFonts w:hint="eastAsia"/>
+        </w:rPr>
+        <w:t xml:space="preserve">图</w:t>
+      </w:r>
+      <w:r>
+        <w:t xml:space="preserve"> 7. </w:t>
+      </w:r>
+      <w:r>
+        <w:rPr>
+          <w:rFonts w:hint="eastAsia"/>
+        </w:rPr>
+        <w:t xml:space="preserve">机筒网消融（Constrained-SAC，种子均值±std）。(a)</w:t>
+      </w:r>
+      <w:r>
+        <w:t xml:space="preserve"> 24 </w:t>
+      </w:r>
+      <w:r>
+        <w:rPr>
+          <w:rFonts w:hint="eastAsia"/>
+        </w:rPr>
+        <w:t xml:space="preserve">小时成本（标注终端缺口）；(b)</w:t>
+      </w:r>
+      <w:r>
+        <w:t xml:space="preserve"> </w:t>
+      </w:r>
+      <w:r>
+        <w:rPr>
+          <w:rFonts w:hint="eastAsia"/>
+        </w:rPr>
+        <w:t xml:space="preserve">违规小时。移除可行性实现（红）破坏可行性并使成本翻倍；移除软边界（绿）恢复近最优成本且零违规；归零喘振/终端惩罚权重无影响（约束</w:t>
+      </w:r>
+      <w:r>
+        <w:t xml:space="preserve"> SAC </w:t>
+      </w:r>
+      <w:r>
+        <w:rPr>
+          <w:rFonts w:hint="eastAsia"/>
+        </w:rPr>
+        <w:t xml:space="preserve">用统一约束成本）。</w:t>
+      </w:r>
+    </w:p>
     <w:p>
       <w:pPr>
         <w:pStyle w:val="BodyText"/>
@@ -10953,8 +11047,8 @@
         <w:t xml:space="preserve">而非手调权重在起作用的证据——正是方法的核心主张。</w:t>
       </w:r>
     </w:p>
-    <w:bookmarkEnd w:id="44"/>
-    <w:bookmarkStart w:id="51" w:name="推广到枝状基准网表-2"/>
+    <w:bookmarkEnd w:id="47"/>
+    <w:bookmarkStart w:id="54" w:name="推广到枝状基准网表-2"/>
     <w:p>
       <w:pPr>
         <w:pStyle w:val="Heading3"/>
@@ -12083,115 +12177,12 @@
           <wp:inline>
             <wp:extent cx="5334000" cy="2963333"/>
             <wp:effectExtent b="0" l="0" r="0" t="0"/>
-            <wp:docPr descr="图 7. 枝状基准网——各方法标称成本（左）与 24 小时调度曲线（右）。可行性感知的 DRL 智能体保持在带内；SAC 与 GA 最优成本相当。" title="" id="46" name="Picture"/>
+            <wp:docPr descr="图 8. 枝状基准网——各方法标称 24 小时成本（均值±std）。可行性感知的 DRL 智能体保持在带内；SAC 与 GA 最优成本相当。" title="" id="49" name="Picture"/>
             <a:graphic>
               <a:graphicData uri="http://schemas.openxmlformats.org/drawingml/2006/picture">
                 <pic:pic>
                   <pic:nvPicPr>
-                    <pic:cNvPr descr="../models/exports/paper_branched/fig_cost_nominal.png" id="47" name="Picture"/>
-                    <pic:cNvPicPr>
-                      <a:picLocks noChangeArrowheads="1" noChangeAspect="1"/>
-                    </pic:cNvPicPr>
-                  </pic:nvPicPr>
-                  <pic:blipFill>
-                    <a:blip r:embed="rId45"/>
-                    <a:stretch>
-                      <a:fillRect/>
-                    </a:stretch>
-                  </pic:blipFill>
-                  <pic:spPr bwMode="auto">
-                    <a:xfrm>
-                      <a:off x="0" y="0"/>
-                      <a:ext cx="5334000" cy="2963333"/>
-                    </a:xfrm>
-                    <a:prstGeom prst="rect">
-                      <a:avLst/>
-                    </a:prstGeom>
-                    <a:noFill/>
-                    <a:ln w="9525">
-                      <a:noFill/>
-                      <a:headEnd/>
-                      <a:tailEnd/>
-                    </a:ln>
-                  </pic:spPr>
-                </pic:pic>
-              </a:graphicData>
-            </a:graphic>
-          </wp:inline>
-        </w:drawing>
-      </w:r>
-    </w:p>
-    <w:p>
-      <w:pPr>
-        <w:pStyle w:val="ImageCaption"/>
-      </w:pPr>
-      <w:r>
-        <w:rPr>
-          <w:rFonts w:hint="eastAsia"/>
-        </w:rPr>
-        <w:t xml:space="preserve">图</w:t>
-      </w:r>
-      <w:r>
-        <w:t xml:space="preserve"> 7. </w:t>
-      </w:r>
-      <w:r>
-        <w:rPr>
-          <w:rFonts w:hint="eastAsia"/>
-        </w:rPr>
-        <w:t xml:space="preserve">枝状基准网——各方法标称成本（左）与</w:t>
-      </w:r>
-      <w:r>
-        <w:t xml:space="preserve"> 24 </w:t>
-      </w:r>
-      <w:r>
-        <w:rPr>
-          <w:rFonts w:hint="eastAsia"/>
-        </w:rPr>
-        <w:t xml:space="preserve">小时调度曲线（右）。可行性感知的</w:t>
-      </w:r>
-      <w:r>
-        <w:t xml:space="preserve"> DRL </w:t>
-      </w:r>
-      <w:r>
-        <w:rPr>
-          <w:rFonts w:hint="eastAsia"/>
-        </w:rPr>
-        <w:t xml:space="preserve">智能体保持在带内；SAC</w:t>
-      </w:r>
-      <w:r>
-        <w:t xml:space="preserve"> </w:t>
-      </w:r>
-      <w:r>
-        <w:rPr>
-          <w:rFonts w:hint="eastAsia"/>
-        </w:rPr>
-        <w:t xml:space="preserve">与</w:t>
-      </w:r>
-      <w:r>
-        <w:t xml:space="preserve"> GA </w:t>
-      </w:r>
-      <w:r>
-        <w:rPr>
-          <w:rFonts w:hint="eastAsia"/>
-        </w:rPr>
-        <w:t xml:space="preserve">最优成本相当。</w:t>
-      </w:r>
-    </w:p>
-    <w:p>
-      <w:pPr>
-        <w:pStyle w:val="CaptionedFigure"/>
-      </w:pPr>
-      <w:r>
-        <w:drawing>
-          <wp:inline>
-            <wp:extent cx="5334000" cy="2963333"/>
-            <wp:effectExtent b="0" l="0" r="0" t="0"/>
-            <wp:docPr descr="图 8. 枝状基准网——扰动需求/电价下的鲁棒性（成本均值±std 与违规小时）。" title="" id="49" name="Picture"/>
-            <a:graphic>
-              <a:graphicData uri="http://schemas.openxmlformats.org/drawingml/2006/picture">
-                <pic:pic>
-                  <pic:nvPicPr>
-                    <pic:cNvPr descr="../models/exports/paper_branched/fig_robustness.png" id="50" name="Picture"/>
+                    <pic:cNvPr descr="../models/exports/paper_branched/fig_cost_nominal.png" id="50" name="Picture"/>
                     <pic:cNvPicPr>
                       <a:picLocks noChangeArrowheads="1" noChangeAspect="1"/>
                     </pic:cNvPicPr>
@@ -12241,6 +12232,109 @@
         <w:rPr>
           <w:rFonts w:hint="eastAsia"/>
         </w:rPr>
+        <w:t xml:space="preserve">枝状基准网——各方法标称</w:t>
+      </w:r>
+      <w:r>
+        <w:t xml:space="preserve"> 24 </w:t>
+      </w:r>
+      <w:r>
+        <w:rPr>
+          <w:rFonts w:hint="eastAsia"/>
+        </w:rPr>
+        <w:t xml:space="preserve">小时成本（均值±std）。可行性感知的</w:t>
+      </w:r>
+      <w:r>
+        <w:t xml:space="preserve"> DRL </w:t>
+      </w:r>
+      <w:r>
+        <w:rPr>
+          <w:rFonts w:hint="eastAsia"/>
+        </w:rPr>
+        <w:t xml:space="preserve">智能体保持在带内；SAC</w:t>
+      </w:r>
+      <w:r>
+        <w:t xml:space="preserve"> </w:t>
+      </w:r>
+      <w:r>
+        <w:rPr>
+          <w:rFonts w:hint="eastAsia"/>
+        </w:rPr>
+        <w:t xml:space="preserve">与</w:t>
+      </w:r>
+      <w:r>
+        <w:t xml:space="preserve"> GA </w:t>
+      </w:r>
+      <w:r>
+        <w:rPr>
+          <w:rFonts w:hint="eastAsia"/>
+        </w:rPr>
+        <w:t xml:space="preserve">最优成本相当。</w:t>
+      </w:r>
+    </w:p>
+    <w:p>
+      <w:pPr>
+        <w:pStyle w:val="CaptionedFigure"/>
+      </w:pPr>
+      <w:r>
+        <w:drawing>
+          <wp:inline>
+            <wp:extent cx="5334000" cy="2963333"/>
+            <wp:effectExtent b="0" l="0" r="0" t="0"/>
+            <wp:docPr descr="图 9. 枝状基准网——扰动需求/电价下的鲁棒性（成本均值±std 与违规小时）。" title="" id="52" name="Picture"/>
+            <a:graphic>
+              <a:graphicData uri="http://schemas.openxmlformats.org/drawingml/2006/picture">
+                <pic:pic>
+                  <pic:nvPicPr>
+                    <pic:cNvPr descr="../models/exports/paper_branched/fig_robustness.png" id="53" name="Picture"/>
+                    <pic:cNvPicPr>
+                      <a:picLocks noChangeArrowheads="1" noChangeAspect="1"/>
+                    </pic:cNvPicPr>
+                  </pic:nvPicPr>
+                  <pic:blipFill>
+                    <a:blip r:embed="rId51"/>
+                    <a:stretch>
+                      <a:fillRect/>
+                    </a:stretch>
+                  </pic:blipFill>
+                  <pic:spPr bwMode="auto">
+                    <a:xfrm>
+                      <a:off x="0" y="0"/>
+                      <a:ext cx="5334000" cy="2963333"/>
+                    </a:xfrm>
+                    <a:prstGeom prst="rect">
+                      <a:avLst/>
+                    </a:prstGeom>
+                    <a:noFill/>
+                    <a:ln w="9525">
+                      <a:noFill/>
+                      <a:headEnd/>
+                      <a:tailEnd/>
+                    </a:ln>
+                  </pic:spPr>
+                </pic:pic>
+              </a:graphicData>
+            </a:graphic>
+          </wp:inline>
+        </w:drawing>
+      </w:r>
+    </w:p>
+    <w:p>
+      <w:pPr>
+        <w:pStyle w:val="ImageCaption"/>
+      </w:pPr>
+      <w:r>
+        <w:rPr>
+          <w:rFonts w:hint="eastAsia"/>
+        </w:rPr>
+        <w:t xml:space="preserve">图</w:t>
+      </w:r>
+      <w:r>
+        <w:t xml:space="preserve"> 9. </w:t>
+      </w:r>
+      <w:r>
+        <w:rPr>
+          <w:rFonts w:hint="eastAsia"/>
+        </w:rPr>
         <w:t xml:space="preserve">枝状基准网——扰动需求/电价下的鲁棒性（成本均值±std</w:t>
       </w:r>
       <w:r>
@@ -12484,8 +12578,8 @@
         <w:t xml:space="preserve">智能体间的排名与网络相关，尽管可行性本身稳健。</w:t>
       </w:r>
     </w:p>
-    <w:bookmarkEnd w:id="51"/>
-    <w:bookmarkStart w:id="55" w:name="真实几何网络gaslib-40表-3"/>
+    <w:bookmarkEnd w:id="54"/>
+    <w:bookmarkStart w:id="58" w:name="真实几何网络gaslib-40表-3"/>
     <w:p>
       <w:pPr>
         <w:pStyle w:val="Heading3"/>
@@ -13730,18 +13824,18 @@
           <wp:inline>
             <wp:extent cx="5334000" cy="2963333"/>
             <wp:effectExtent b="0" l="0" r="0" t="0"/>
-            <wp:docPr descr="图 9. GasLib-40 衍生网络——各方法标称成本（左）与 24 小时调度（右）。" title="" id="53" name="Picture"/>
+            <wp:docPr descr="图 10. GasLib-40 衍生网络——各方法标称 24 小时成本（均值±std）。" title="" id="56" name="Picture"/>
             <a:graphic>
               <a:graphicData uri="http://schemas.openxmlformats.org/drawingml/2006/picture">
                 <pic:pic>
                   <pic:nvPicPr>
-                    <pic:cNvPr descr="../models/exports/paper_gaslib/fig_cost_nominal.png" id="54" name="Picture"/>
+                    <pic:cNvPr descr="../models/exports/paper_gaslib/fig_cost_nominal.png" id="57" name="Picture"/>
                     <pic:cNvPicPr>
                       <a:picLocks noChangeArrowheads="1" noChangeAspect="1"/>
                     </pic:cNvPicPr>
                   </pic:nvPicPr>
                   <pic:blipFill>
-                    <a:blip r:embed="rId52"/>
+                    <a:blip r:embed="rId55"/>
                     <a:stretch>
                       <a:fillRect/>
                     </a:stretch>
@@ -13779,13 +13873,13 @@
         <w:t xml:space="preserve">图</w:t>
       </w:r>
       <w:r>
-        <w:t xml:space="preserve"> 9. GasLib-40 </w:t>
-      </w:r>
-      <w:r>
-        <w:rPr>
-          <w:rFonts w:hint="eastAsia"/>
-        </w:rPr>
-        <w:t xml:space="preserve">衍生网络——各方法标称成本（左）与</w:t>
+        <w:t xml:space="preserve"> 10. GasLib-40 </w:t>
+      </w:r>
+      <w:r>
+        <w:rPr>
+          <w:rFonts w:hint="eastAsia"/>
+        </w:rPr>
+        <w:t xml:space="preserve">衍生网络——各方法标称</w:t>
       </w:r>
       <w:r>
         <w:t xml:space="preserve"> 24 </w:t>
@@ -13794,7 +13888,7 @@
         <w:rPr>
           <w:rFonts w:hint="eastAsia"/>
         </w:rPr>
-        <w:t xml:space="preserve">小时调度（右）。</w:t>
+        <w:t xml:space="preserve">小时成本（均值±std）。</w:t>
       </w:r>
     </w:p>
     <w:p>
@@ -14071,6 +14165,395 @@
         <w:t xml:space="preserve">在成本上落后。</w:t>
       </w:r>
     </w:p>
+    <w:bookmarkEnd w:id="58"/>
+    <w:bookmarkStart w:id="65" w:name="汇总成本-延迟权衡与跨网络一致性"/>
+    <w:p>
+      <w:pPr>
+        <w:pStyle w:val="Heading3"/>
+      </w:pPr>
+      <w:r>
+        <w:t xml:space="preserve">6.10 </w:t>
+      </w:r>
+      <w:r>
+        <w:rPr>
+          <w:rFonts w:hint="eastAsia"/>
+        </w:rPr>
+        <w:t xml:space="preserve">汇总：成本-延迟权衡与跨网络一致性</w:t>
+      </w:r>
+    </w:p>
+    <w:p>
+      <w:pPr>
+        <w:pStyle w:val="FirstParagraph"/>
+      </w:pPr>
+      <w:r>
+        <w:rPr>
+          <w:rFonts w:hint="eastAsia"/>
+        </w:rPr>
+        <w:t xml:space="preserve">两张汇总图浓缩全文。图</w:t>
+      </w:r>
+      <w:r>
+        <w:t xml:space="preserve"> 11 </w:t>
+      </w:r>
+      <w:r>
+        <w:rPr>
+          <w:rFonts w:hint="eastAsia"/>
+        </w:rPr>
+        <w:t xml:space="preserve">在机筒网上画</w:t>
+      </w:r>
+      <w:r>
+        <w:rPr>
+          <w:rFonts w:hint="eastAsia"/>
+          <w:b/>
+          <w:bCs/>
+        </w:rPr>
+        <w:t xml:space="preserve">成本对部署延迟</w:t>
+      </w:r>
+      <w:r>
+        <w:rPr>
+          <w:rFonts w:hint="eastAsia"/>
+        </w:rPr>
+        <w:t xml:space="preserve">：基于模型的优化器（DP/MPC/GA）成本低但延迟高（1–11</w:t>
+      </w:r>
+      <w:r>
+        <w:t xml:space="preserve"> </w:t>
+      </w:r>
+      <w:r>
+        <w:rPr>
+          <w:rFonts w:hint="eastAsia"/>
+        </w:rPr>
+        <w:t xml:space="preserve">s），从头</w:t>
+      </w:r>
+      <w:r>
+        <w:t xml:space="preserve"> DRL </w:t>
+      </w:r>
+      <w:r>
+        <w:rPr>
+          <w:rFonts w:hint="eastAsia"/>
+        </w:rPr>
+        <w:t xml:space="preserve">快（约</w:t>
+      </w:r>
+      <w:r>
+        <w:t xml:space="preserve"> 5 </w:t>
+      </w:r>
+      <w:r>
+        <w:rPr>
+          <w:rFonts w:hint="eastAsia"/>
+        </w:rPr>
+        <w:t xml:space="preserve">ms）但有成本溢价，而</w:t>
+      </w:r>
+      <w:r>
+        <w:t xml:space="preserve"> </w:t>
+      </w:r>
+      <w:r>
+        <w:rPr>
+          <w:b/>
+          <w:bCs/>
+        </w:rPr>
+        <w:t xml:space="preserve">Distilled-MPC </w:t>
+      </w:r>
+      <w:r>
+        <w:rPr>
+          <w:rFonts w:hint="eastAsia"/>
+          <w:b/>
+          <w:bCs/>
+        </w:rPr>
+        <w:t xml:space="preserve">占据理想的左下角</w:t>
+      </w:r>
+      <w:r>
+        <w:rPr>
+          <w:rFonts w:hint="eastAsia"/>
+        </w:rPr>
+        <w:t xml:space="preserve">——成本最低</w:t>
+      </w:r>
+      <w:r>
+        <w:rPr>
+          <w:rFonts w:hint="eastAsia"/>
+          <w:i/>
+          <w:iCs/>
+        </w:rPr>
+        <w:t xml:space="preserve">且</w:t>
+      </w:r>
+      <w:r>
+        <w:rPr>
+          <w:rFonts w:hint="eastAsia"/>
+        </w:rPr>
+        <w:t xml:space="preserve">毫秒延迟。图</w:t>
+      </w:r>
+      <w:r>
+        <w:t xml:space="preserve"> 12 </w:t>
+      </w:r>
+      <w:r>
+        <w:rPr>
+          <w:rFonts w:hint="eastAsia"/>
+        </w:rPr>
+        <w:t xml:space="preserve">把各方法成本按每网络的</w:t>
+      </w:r>
+      <w:r>
+        <w:t xml:space="preserve"> DP </w:t>
+      </w:r>
+      <w:r>
+        <w:rPr>
+          <w:rFonts w:hint="eastAsia"/>
+        </w:rPr>
+        <w:t xml:space="preserve">最优归一化、跨三网络比较：GA、MPC、Distilled-MPC</w:t>
+      </w:r>
+      <w:r>
+        <w:t xml:space="preserve"> </w:t>
+      </w:r>
+      <w:r>
+        <w:rPr>
+          <w:rFonts w:hint="eastAsia"/>
+        </w:rPr>
+        <w:t xml:space="preserve">处处≈1×，而从头</w:t>
+      </w:r>
+      <w:r>
+        <w:t xml:space="preserve"> SAC/Constrained-SAC </w:t>
+      </w:r>
+      <w:r>
+        <w:rPr>
+          <w:rFonts w:hint="eastAsia"/>
+        </w:rPr>
+        <w:t xml:space="preserve">一致带约</w:t>
+      </w:r>
+      <w:r>
+        <w:t xml:space="preserve"> 2–3× </w:t>
+      </w:r>
+      <w:r>
+        <w:rPr>
+          <w:rFonts w:hint="eastAsia"/>
+        </w:rPr>
+        <w:t xml:space="preserve">溢价（唯一例外是</w:t>
+      </w:r>
+      <w:r>
+        <w:t xml:space="preserve"> SAC </w:t>
+      </w:r>
+      <w:r>
+        <w:rPr>
+          <w:rFonts w:hint="eastAsia"/>
+        </w:rPr>
+        <w:t xml:space="preserve">在枝状网，因其粗</w:t>
+      </w:r>
+      <w:r>
+        <w:t xml:space="preserve"> 3-D </w:t>
+      </w:r>
+      <w:r>
+        <w:rPr>
+          <w:rFonts w:hint="eastAsia"/>
+        </w:rPr>
+        <w:t xml:space="preserve">网格</w:t>
+      </w:r>
+      <w:r>
+        <w:t xml:space="preserve"> DP </w:t>
+      </w:r>
+      <w:r>
+        <w:rPr>
+          <w:rFonts w:hint="eastAsia"/>
+        </w:rPr>
+        <w:t xml:space="preserve">参考本身偏松）。两图合起来正是本文论点：</w:t>
+      </w:r>
+      <w:r>
+        <w:rPr>
+          <w:rFonts w:hint="eastAsia"/>
+          <w:i/>
+          <w:iCs/>
+        </w:rPr>
+        <w:t xml:space="preserve">蒸馏在实时延迟下给出近最优成本、跨网络一致；从头</w:t>
+      </w:r>
+      <w:r>
+        <w:rPr>
+          <w:i/>
+          <w:iCs/>
+        </w:rPr>
+        <w:t xml:space="preserve"> RL </w:t>
+      </w:r>
+      <w:r>
+        <w:rPr>
+          <w:rFonts w:hint="eastAsia"/>
+          <w:i/>
+          <w:iCs/>
+        </w:rPr>
+        <w:t xml:space="preserve">快且可行但成本次优。</w:t>
+      </w:r>
+    </w:p>
+    <w:p>
+      <w:pPr>
+        <w:pStyle w:val="CaptionedFigure"/>
+      </w:pPr>
+      <w:r>
+        <w:drawing>
+          <wp:inline>
+            <wp:extent cx="5334000" cy="3339242"/>
+            <wp:effectExtent b="0" l="0" r="0" t="0"/>
+            <wp:docPr descr="图 11. 机筒网成本对部署延迟（延迟对数轴；绿=可行，红=不可行；★=Distilled-MPC）。左下更优——又便宜又快。" title="" id="60" name="Picture"/>
+            <a:graphic>
+              <a:graphicData uri="http://schemas.openxmlformats.org/drawingml/2006/picture">
+                <pic:pic>
+                  <pic:nvPicPr>
+                    <pic:cNvPr descr="fig_cost_latency.png" id="61" name="Picture"/>
+                    <pic:cNvPicPr>
+                      <a:picLocks noChangeArrowheads="1" noChangeAspect="1"/>
+                    </pic:cNvPicPr>
+                  </pic:nvPicPr>
+                  <pic:blipFill>
+                    <a:blip r:embed="rId59"/>
+                    <a:stretch>
+                      <a:fillRect/>
+                    </a:stretch>
+                  </pic:blipFill>
+                  <pic:spPr bwMode="auto">
+                    <a:xfrm>
+                      <a:off x="0" y="0"/>
+                      <a:ext cx="5334000" cy="3339242"/>
+                    </a:xfrm>
+                    <a:prstGeom prst="rect">
+                      <a:avLst/>
+                    </a:prstGeom>
+                    <a:noFill/>
+                    <a:ln w="9525">
+                      <a:noFill/>
+                      <a:headEnd/>
+                      <a:tailEnd/>
+                    </a:ln>
+                  </pic:spPr>
+                </pic:pic>
+              </a:graphicData>
+            </a:graphic>
+          </wp:inline>
+        </w:drawing>
+      </w:r>
+    </w:p>
+    <w:p>
+      <w:pPr>
+        <w:pStyle w:val="ImageCaption"/>
+      </w:pPr>
+      <w:r>
+        <w:rPr>
+          <w:rFonts w:hint="eastAsia"/>
+        </w:rPr>
+        <w:t xml:space="preserve">图</w:t>
+      </w:r>
+      <w:r>
+        <w:t xml:space="preserve"> 11. </w:t>
+      </w:r>
+      <w:r>
+        <w:rPr>
+          <w:rFonts w:hint="eastAsia"/>
+        </w:rPr>
+        <w:t xml:space="preserve">机筒网成本对部署延迟（延迟对数轴；绿=可行，红=不可行；★=Distilled-MPC）。左下更优——又便宜又快。</w:t>
+      </w:r>
+    </w:p>
+    <w:p>
+      <w:pPr>
+        <w:pStyle w:val="CaptionedFigure"/>
+      </w:pPr>
+      <w:r>
+        <w:drawing>
+          <wp:inline>
+            <wp:extent cx="5334000" cy="2580708"/>
+            <wp:effectExtent b="0" l="0" r="0" t="0"/>
+            <wp:docPr descr="图 12. 各关键方法在机筒/枝状/GasLib-40 三网络上按每网络 DP 最优归一化的标称成本（×1 虚线）。Distilled-MPC 处处≈最优；从头 SAC/Constrained-SAC 带溢价。" title="" id="63" name="Picture"/>
+            <a:graphic>
+              <a:graphicData uri="http://schemas.openxmlformats.org/drawingml/2006/picture">
+                <pic:pic>
+                  <pic:nvPicPr>
+                    <pic:cNvPr descr="fig_summary_networks.png" id="64" name="Picture"/>
+                    <pic:cNvPicPr>
+                      <a:picLocks noChangeArrowheads="1" noChangeAspect="1"/>
+                    </pic:cNvPicPr>
+                  </pic:nvPicPr>
+                  <pic:blipFill>
+                    <a:blip r:embed="rId62"/>
+                    <a:stretch>
+                      <a:fillRect/>
+                    </a:stretch>
+                  </pic:blipFill>
+                  <pic:spPr bwMode="auto">
+                    <a:xfrm>
+                      <a:off x="0" y="0"/>
+                      <a:ext cx="5334000" cy="2580708"/>
+                    </a:xfrm>
+                    <a:prstGeom prst="rect">
+                      <a:avLst/>
+                    </a:prstGeom>
+                    <a:noFill/>
+                    <a:ln w="9525">
+                      <a:noFill/>
+                      <a:headEnd/>
+                      <a:tailEnd/>
+                    </a:ln>
+                  </pic:spPr>
+                </pic:pic>
+              </a:graphicData>
+            </a:graphic>
+          </wp:inline>
+        </w:drawing>
+      </w:r>
+    </w:p>
+    <w:p>
+      <w:pPr>
+        <w:pStyle w:val="ImageCaption"/>
+      </w:pPr>
+      <w:r>
+        <w:rPr>
+          <w:rFonts w:hint="eastAsia"/>
+        </w:rPr>
+        <w:t xml:space="preserve">图</w:t>
+      </w:r>
+      <w:r>
+        <w:t xml:space="preserve"> 12. </w:t>
+      </w:r>
+      <w:r>
+        <w:rPr>
+          <w:rFonts w:hint="eastAsia"/>
+        </w:rPr>
+        <w:t xml:space="preserve">各关键方法在机筒/枝状/GasLib-40</w:t>
+      </w:r>
+      <w:r>
+        <w:t xml:space="preserve"> </w:t>
+      </w:r>
+      <w:r>
+        <w:rPr>
+          <w:rFonts w:hint="eastAsia"/>
+        </w:rPr>
+        <w:t xml:space="preserve">三网络上按每网络</w:t>
+      </w:r>
+      <w:r>
+        <w:t xml:space="preserve"> DP </w:t>
+      </w:r>
+      <w:r>
+        <w:rPr>
+          <w:rFonts w:hint="eastAsia"/>
+        </w:rPr>
+        <w:t xml:space="preserve">最优归一化的标称成本（×1</w:t>
+      </w:r>
+      <w:r>
+        <w:t xml:space="preserve"> </w:t>
+      </w:r>
+      <w:r>
+        <w:rPr>
+          <w:rFonts w:hint="eastAsia"/>
+        </w:rPr>
+        <w:t xml:space="preserve">虚线）。Distilled-MPC</w:t>
+      </w:r>
+      <w:r>
+        <w:t xml:space="preserve"> </w:t>
+      </w:r>
+      <w:r>
+        <w:rPr>
+          <w:rFonts w:hint="eastAsia"/>
+        </w:rPr>
+        <w:t xml:space="preserve">处处≈最优；从头</w:t>
+      </w:r>
+      <w:r>
+        <w:t xml:space="preserve"> SAC/Constrained-SAC </w:t>
+      </w:r>
+      <w:r>
+        <w:rPr>
+          <w:rFonts w:hint="eastAsia"/>
+        </w:rPr>
+        <w:t xml:space="preserve">带溢价。</w:t>
+      </w:r>
+    </w:p>
     <w:p>
       <w:r>
         <w:pict>
@@ -14078,9 +14561,9 @@
         </w:pict>
       </w:r>
     </w:p>
-    <w:bookmarkEnd w:id="55"/>
-    <w:bookmarkEnd w:id="56"/>
-    <w:bookmarkStart w:id="57" w:name="讨论与局限"/>
+    <w:bookmarkEnd w:id="65"/>
+    <w:bookmarkEnd w:id="66"/>
+    <w:bookmarkStart w:id="67" w:name="讨论与局限"/>
     <w:p>
       <w:pPr>
         <w:pStyle w:val="Heading2"/>
@@ -14621,8 +15104,8 @@
         </w:pict>
       </w:r>
     </w:p>
-    <w:bookmarkEnd w:id="57"/>
-    <w:bookmarkStart w:id="58" w:name="结论"/>
+    <w:bookmarkEnd w:id="67"/>
+    <w:bookmarkStart w:id="68" w:name="结论"/>
     <w:p>
       <w:pPr>
         <w:pStyle w:val="Heading2"/>
@@ -14930,8 +15413,8 @@
         </w:pict>
       </w:r>
     </w:p>
-    <w:bookmarkEnd w:id="58"/>
-    <w:bookmarkStart w:id="59" w:name="参考文献"/>
+    <w:bookmarkEnd w:id="68"/>
+    <w:bookmarkStart w:id="69" w:name="参考文献"/>
     <w:p>
       <w:pPr>
         <w:pStyle w:val="Heading2"/>
@@ -14990,8 +15473,8 @@
         <w:t xml:space="preserve">的确切出处。</w:t>
       </w:r>
     </w:p>
-    <w:bookmarkEnd w:id="59"/>
-    <w:bookmarkEnd w:id="60"/>
+    <w:bookmarkEnd w:id="69"/>
+    <w:bookmarkEnd w:id="70"/>
     <w:sectPr>
       <w:footnotePr>
         <w:numRestart w:val="eachSect"/>
